--- a/Course/1 Component 1 - Computer Systems/1.4 Data Types, Data Structures and Boolean Algebra/1.4.3 Boolean Algebra/2 Revision Notes (editable).docx
+++ b/Course/1 Component 1 - Computer Systems/1.4 Data Types, Data Structures and Boolean Algebra/1.4.3 Boolean Algebra/2 Revision Notes (editable).docx
@@ -7,12 +7,17 @@
         <w:pStyle w:val="Heading1"/>
       </w:pPr>
       <w:r>
+        <w:rPr>
+          <w:b w:val="0"/>
+          <w:i w:val="0"/>
+        </w:rPr>
         <w:t>Revision — 1.4.3 Boolean Algebra</w:t>
       </w:r>
     </w:p>
     <w:p>
       <w:r>
         <w:rPr>
+          <w:b w:val="0"/>
           <w:i/>
         </w:rPr>
         <w:t>OCR H446 — one-page revision summary</w:t>
@@ -23,6 +28,10 @@
         <w:pStyle w:val="Heading2"/>
       </w:pPr>
       <w:r>
+        <w:rPr>
+          <w:b w:val="0"/>
+          <w:i w:val="0"/>
+        </w:rPr>
         <w:t>Must know</w:t>
       </w:r>
     </w:p>
@@ -33,78 +42,123 @@
       <w:r>
         <w:rPr>
           <w:b/>
+          <w:i w:val="0"/>
         </w:rPr>
         <w:t>Gates:</w:t>
       </w:r>
       <w:r>
+        <w:rPr>
+          <w:b w:val="0"/>
+          <w:i w:val="0"/>
+        </w:rPr>
         <w:t xml:space="preserve"> NOT ¬A (invert); AND </w:t>
       </w:r>
       <w:r>
         <w:rPr>
           <w:rFonts w:ascii="Consolas" w:hAnsi="Consolas"/>
+          <w:b w:val="0"/>
+          <w:i w:val="0"/>
           <w:sz w:val="19"/>
         </w:rPr>
         <w:t>A·B</w:t>
       </w:r>
       <w:r>
+        <w:rPr>
+          <w:b w:val="0"/>
+          <w:i w:val="0"/>
+        </w:rPr>
         <w:t xml:space="preserve"> (both 1); OR </w:t>
       </w:r>
       <w:r>
         <w:rPr>
           <w:rFonts w:ascii="Consolas" w:hAnsi="Consolas"/>
+          <w:b w:val="0"/>
+          <w:i w:val="0"/>
           <w:sz w:val="19"/>
         </w:rPr>
         <w:t>A+B</w:t>
       </w:r>
       <w:r>
+        <w:rPr>
+          <w:b w:val="0"/>
+          <w:i w:val="0"/>
+        </w:rPr>
         <w:t xml:space="preserve"> (either 1); XOR </w:t>
       </w:r>
       <w:r>
         <w:rPr>
           <w:rFonts w:ascii="Consolas" w:hAnsi="Consolas"/>
+          <w:b w:val="0"/>
+          <w:i w:val="0"/>
           <w:sz w:val="19"/>
         </w:rPr>
         <w:t>A⊕B</w:t>
       </w:r>
       <w:r>
+        <w:rPr>
+          <w:b w:val="0"/>
+          <w:i w:val="0"/>
+        </w:rPr>
         <w:t xml:space="preserve"> (inputs </w:t>
       </w:r>
       <w:r>
         <w:rPr>
           <w:b/>
+          <w:i w:val="0"/>
         </w:rPr>
         <w:t>differ</w:t>
       </w:r>
       <w:r>
+        <w:rPr>
+          <w:b w:val="0"/>
+          <w:i w:val="0"/>
+        </w:rPr>
         <w:t xml:space="preserve">); NAND </w:t>
       </w:r>
       <w:r>
         <w:rPr>
           <w:rFonts w:ascii="Consolas" w:hAnsi="Consolas"/>
+          <w:b w:val="0"/>
+          <w:i w:val="0"/>
           <w:sz w:val="19"/>
         </w:rPr>
         <w:t>¬(A·B)</w:t>
       </w:r>
       <w:r>
+        <w:rPr>
+          <w:b w:val="0"/>
+          <w:i w:val="0"/>
+        </w:rPr>
         <w:t xml:space="preserve">; NOR </w:t>
       </w:r>
       <w:r>
         <w:rPr>
           <w:rFonts w:ascii="Consolas" w:hAnsi="Consolas"/>
+          <w:b w:val="0"/>
+          <w:i w:val="0"/>
           <w:sz w:val="19"/>
         </w:rPr>
         <w:t>¬(A+B)</w:t>
       </w:r>
       <w:r>
+        <w:rPr>
+          <w:b w:val="0"/>
+          <w:i w:val="0"/>
+        </w:rPr>
         <w:t xml:space="preserve">. </w:t>
       </w:r>
       <w:r>
         <w:rPr>
           <w:b/>
+          <w:i w:val="0"/>
         </w:rPr>
         <w:t>NAND and NOR are universal</w:t>
       </w:r>
       <w:r>
+        <w:rPr>
+          <w:b w:val="0"/>
+          <w:i w:val="0"/>
+        </w:rPr>
         <w:t xml:space="preserve"> — any circuit can be built from either alone.</w:t>
       </w:r>
     </w:p>
@@ -115,48 +169,75 @@
       <w:r>
         <w:rPr>
           <w:b/>
+          <w:i w:val="0"/>
         </w:rPr>
         <w:t>De Morgan's laws:</w:t>
       </w:r>
       <w:r>
+        <w:rPr>
+          <w:b w:val="0"/>
+          <w:i w:val="0"/>
+        </w:rPr>
         <w:t xml:space="preserve"> </w:t>
       </w:r>
       <w:r>
         <w:rPr>
           <w:rFonts w:ascii="Consolas" w:hAnsi="Consolas"/>
+          <w:b w:val="0"/>
+          <w:i w:val="0"/>
           <w:sz w:val="19"/>
         </w:rPr>
         <w:t>¬(A·B) = ¬A + ¬B</w:t>
       </w:r>
       <w:r>
+        <w:rPr>
+          <w:b w:val="0"/>
+          <w:i w:val="0"/>
+        </w:rPr>
         <w:t xml:space="preserve"> and </w:t>
       </w:r>
       <w:r>
         <w:rPr>
           <w:rFonts w:ascii="Consolas" w:hAnsi="Consolas"/>
+          <w:b w:val="0"/>
+          <w:i w:val="0"/>
           <w:sz w:val="19"/>
         </w:rPr>
         <w:t>¬(A+B) = ¬A · ¬B</w:t>
       </w:r>
       <w:r>
+        <w:rPr>
+          <w:b w:val="0"/>
+          <w:i w:val="0"/>
+        </w:rPr>
         <w:t xml:space="preserve">. "Break the bar, change the sign" — negate </w:t>
       </w:r>
       <w:r>
         <w:rPr>
           <w:b/>
+          <w:i w:val="0"/>
         </w:rPr>
         <w:t>each</w:t>
       </w:r>
       <w:r>
+        <w:rPr>
+          <w:b w:val="0"/>
+          <w:i w:val="0"/>
+        </w:rPr>
         <w:t xml:space="preserve"> variable </w:t>
       </w:r>
       <w:r>
         <w:rPr>
           <w:b/>
+          <w:i w:val="0"/>
         </w:rPr>
         <w:t>and</w:t>
       </w:r>
       <w:r>
+        <w:rPr>
+          <w:b w:val="0"/>
+          <w:i w:val="0"/>
+        </w:rPr>
         <w:t xml:space="preserve"> swap AND↔OR.</w:t>
       </w:r>
     </w:p>
@@ -167,100 +248,159 @@
       <w:r>
         <w:rPr>
           <w:b/>
+          <w:i w:val="0"/>
         </w:rPr>
         <w:t>Core identities:</w:t>
       </w:r>
       <w:r>
+        <w:rPr>
+          <w:b w:val="0"/>
+          <w:i w:val="0"/>
+        </w:rPr>
         <w:t xml:space="preserve"> Identity </w:t>
       </w:r>
       <w:r>
         <w:rPr>
           <w:rFonts w:ascii="Consolas" w:hAnsi="Consolas"/>
+          <w:b w:val="0"/>
+          <w:i w:val="0"/>
           <w:sz w:val="19"/>
         </w:rPr>
         <w:t>A·1=A</w:t>
       </w:r>
       <w:r>
+        <w:rPr>
+          <w:b w:val="0"/>
+          <w:i w:val="0"/>
+        </w:rPr>
         <w:t xml:space="preserve">, </w:t>
       </w:r>
       <w:r>
         <w:rPr>
           <w:rFonts w:ascii="Consolas" w:hAnsi="Consolas"/>
+          <w:b w:val="0"/>
+          <w:i w:val="0"/>
           <w:sz w:val="19"/>
         </w:rPr>
         <w:t>A+0=A</w:t>
       </w:r>
       <w:r>
+        <w:rPr>
+          <w:b w:val="0"/>
+          <w:i w:val="0"/>
+        </w:rPr>
         <w:t xml:space="preserve">; Null </w:t>
       </w:r>
       <w:r>
         <w:rPr>
           <w:rFonts w:ascii="Consolas" w:hAnsi="Consolas"/>
+          <w:b w:val="0"/>
+          <w:i w:val="0"/>
           <w:sz w:val="19"/>
         </w:rPr>
         <w:t>A·0=0</w:t>
       </w:r>
       <w:r>
+        <w:rPr>
+          <w:b w:val="0"/>
+          <w:i w:val="0"/>
+        </w:rPr>
         <w:t xml:space="preserve">, </w:t>
       </w:r>
       <w:r>
         <w:rPr>
           <w:rFonts w:ascii="Consolas" w:hAnsi="Consolas"/>
+          <w:b w:val="0"/>
+          <w:i w:val="0"/>
           <w:sz w:val="19"/>
         </w:rPr>
         <w:t>A+1=1</w:t>
       </w:r>
       <w:r>
+        <w:rPr>
+          <w:b w:val="0"/>
+          <w:i w:val="0"/>
+        </w:rPr>
         <w:t xml:space="preserve">; Idempotent </w:t>
       </w:r>
       <w:r>
         <w:rPr>
           <w:rFonts w:ascii="Consolas" w:hAnsi="Consolas"/>
+          <w:b w:val="0"/>
+          <w:i w:val="0"/>
           <w:sz w:val="19"/>
         </w:rPr>
         <w:t>A·A=A</w:t>
       </w:r>
       <w:r>
+        <w:rPr>
+          <w:b w:val="0"/>
+          <w:i w:val="0"/>
+        </w:rPr>
         <w:t xml:space="preserve">, </w:t>
       </w:r>
       <w:r>
         <w:rPr>
           <w:rFonts w:ascii="Consolas" w:hAnsi="Consolas"/>
+          <w:b w:val="0"/>
+          <w:i w:val="0"/>
           <w:sz w:val="19"/>
         </w:rPr>
         <w:t>A+A=A</w:t>
       </w:r>
       <w:r>
+        <w:rPr>
+          <w:b w:val="0"/>
+          <w:i w:val="0"/>
+        </w:rPr>
         <w:t xml:space="preserve">; Complement </w:t>
       </w:r>
       <w:r>
         <w:rPr>
           <w:rFonts w:ascii="Consolas" w:hAnsi="Consolas"/>
+          <w:b w:val="0"/>
+          <w:i w:val="0"/>
           <w:sz w:val="19"/>
         </w:rPr>
         <w:t>A·Ā=0</w:t>
       </w:r>
       <w:r>
+        <w:rPr>
+          <w:b w:val="0"/>
+          <w:i w:val="0"/>
+        </w:rPr>
         <w:t xml:space="preserve">, </w:t>
       </w:r>
       <w:r>
         <w:rPr>
           <w:rFonts w:ascii="Consolas" w:hAnsi="Consolas"/>
+          <w:b w:val="0"/>
+          <w:i w:val="0"/>
           <w:sz w:val="19"/>
         </w:rPr>
         <w:t>A+Ā=1</w:t>
       </w:r>
       <w:r>
+        <w:rPr>
+          <w:b w:val="0"/>
+          <w:i w:val="0"/>
+        </w:rPr>
         <w:t xml:space="preserve">; Double negation </w:t>
       </w:r>
       <w:r>
         <w:rPr>
           <w:rFonts w:ascii="Consolas" w:hAnsi="Consolas"/>
+          <w:b w:val="0"/>
+          <w:i w:val="0"/>
           <w:sz w:val="19"/>
         </w:rPr>
         <w:t>¬(¬A)=A</w:t>
       </w:r>
       <w:r>
+        <w:rPr>
+          <w:b w:val="0"/>
+          <w:i w:val="0"/>
+        </w:rPr>
         <w:t>.</w:t>
       </w:r>
     </w:p>
@@ -271,59 +411,93 @@
       <w:r>
         <w:rPr>
           <w:b/>
+          <w:i w:val="0"/>
         </w:rPr>
         <w:t>Distributive:</w:t>
       </w:r>
       <w:r>
+        <w:rPr>
+          <w:b w:val="0"/>
+          <w:i w:val="0"/>
+        </w:rPr>
         <w:t xml:space="preserve"> </w:t>
       </w:r>
       <w:r>
         <w:rPr>
           <w:rFonts w:ascii="Consolas" w:hAnsi="Consolas"/>
+          <w:b w:val="0"/>
+          <w:i w:val="0"/>
           <w:sz w:val="19"/>
         </w:rPr>
         <w:t>A·(B+C) = A·B + A·C</w:t>
       </w:r>
       <w:r>
+        <w:rPr>
+          <w:b w:val="0"/>
+          <w:i w:val="0"/>
+        </w:rPr>
         <w:t xml:space="preserve"> and </w:t>
       </w:r>
       <w:r>
         <w:rPr>
           <w:rFonts w:ascii="Consolas" w:hAnsi="Consolas"/>
+          <w:b w:val="0"/>
+          <w:i w:val="0"/>
           <w:sz w:val="19"/>
         </w:rPr>
         <w:t>A+(B·C) = (A+B)·(A+C)</w:t>
       </w:r>
       <w:r>
+        <w:rPr>
+          <w:b w:val="0"/>
+          <w:i w:val="0"/>
+        </w:rPr>
         <w:t xml:space="preserve">. </w:t>
       </w:r>
       <w:r>
         <w:rPr>
           <w:b/>
+          <w:i w:val="0"/>
         </w:rPr>
         <w:t>Absorption:</w:t>
       </w:r>
       <w:r>
+        <w:rPr>
+          <w:b w:val="0"/>
+          <w:i w:val="0"/>
+        </w:rPr>
         <w:t xml:space="preserve"> </w:t>
       </w:r>
       <w:r>
         <w:rPr>
           <w:rFonts w:ascii="Consolas" w:hAnsi="Consolas"/>
+          <w:b w:val="0"/>
+          <w:i w:val="0"/>
           <w:sz w:val="19"/>
         </w:rPr>
         <w:t>A + A·B = A</w:t>
       </w:r>
       <w:r>
+        <w:rPr>
+          <w:b w:val="0"/>
+          <w:i w:val="0"/>
+        </w:rPr>
         <w:t xml:space="preserve"> and </w:t>
       </w:r>
       <w:r>
         <w:rPr>
           <w:rFonts w:ascii="Consolas" w:hAnsi="Consolas"/>
+          <w:b w:val="0"/>
+          <w:i w:val="0"/>
           <w:sz w:val="19"/>
         </w:rPr>
         <w:t>A·(A+B) = A</w:t>
       </w:r>
       <w:r>
+        <w:rPr>
+          <w:b w:val="0"/>
+          <w:i w:val="0"/>
+        </w:rPr>
         <w:t>.</w:t>
       </w:r>
     </w:p>
@@ -334,19 +508,29 @@
       <w:r>
         <w:rPr>
           <w:b/>
+          <w:i w:val="0"/>
         </w:rPr>
         <w:t>Simplify</w:t>
       </w:r>
       <w:r>
+        <w:rPr>
+          <w:b w:val="0"/>
+          <w:i w:val="0"/>
+        </w:rPr>
         <w:t xml:space="preserve"> expressions by applying identities step by step; </w:t>
       </w:r>
       <w:r>
         <w:rPr>
           <w:b/>
+          <w:i w:val="0"/>
         </w:rPr>
         <w:t>tidy</w:t>
       </w:r>
       <w:r>
+        <w:rPr>
+          <w:b w:val="0"/>
+          <w:i w:val="0"/>
+        </w:rPr>
         <w:t xml:space="preserve"> with double negation. Use to reduce gate count.</w:t>
       </w:r>
     </w:p>
@@ -357,37 +541,57 @@
       <w:r>
         <w:rPr>
           <w:b/>
+          <w:i w:val="0"/>
         </w:rPr>
         <w:t>Karnaugh (K-)maps:</w:t>
       </w:r>
       <w:r>
+        <w:rPr>
+          <w:b w:val="0"/>
+          <w:i w:val="0"/>
+        </w:rPr>
         <w:t xml:space="preserve"> plot outputs, group adjacent </w:t>
       </w:r>
       <w:r>
         <w:rPr>
           <w:b/>
+          <w:i w:val="0"/>
         </w:rPr>
         <w:t>1s</w:t>
       </w:r>
       <w:r>
+        <w:rPr>
+          <w:b w:val="0"/>
+          <w:i w:val="0"/>
+        </w:rPr>
         <w:t xml:space="preserve"> in blocks that are </w:t>
       </w:r>
       <w:r>
         <w:rPr>
           <w:b/>
+          <w:i w:val="0"/>
         </w:rPr>
         <w:t>powers of two</w:t>
       </w:r>
       <w:r>
+        <w:rPr>
+          <w:b w:val="0"/>
+          <w:i w:val="0"/>
+        </w:rPr>
         <w:t xml:space="preserve"> (1, 2, 4, 8…), as </w:t>
       </w:r>
       <w:r>
         <w:rPr>
           <w:b/>
+          <w:i w:val="0"/>
         </w:rPr>
         <w:t>large</w:t>
       </w:r>
       <w:r>
+        <w:rPr>
+          <w:b w:val="0"/>
+          <w:i w:val="0"/>
+        </w:rPr>
         <w:t xml:space="preserve"> as possible, may wrap/overlap → minimal sum-of-products.</w:t>
       </w:r>
     </w:p>
@@ -398,28 +602,43 @@
       <w:r>
         <w:rPr>
           <w:b/>
+          <w:i w:val="0"/>
         </w:rPr>
         <w:t>Half adder</w:t>
       </w:r>
       <w:r>
+        <w:rPr>
+          <w:b w:val="0"/>
+          <w:i w:val="0"/>
+        </w:rPr>
         <w:t xml:space="preserve"> (2 bits, no carry-in): </w:t>
       </w:r>
       <w:r>
         <w:rPr>
           <w:b/>
+          <w:i w:val="0"/>
         </w:rPr>
         <w:t>Sum = A ⊕ B</w:t>
       </w:r>
       <w:r>
+        <w:rPr>
+          <w:b w:val="0"/>
+          <w:i w:val="0"/>
+        </w:rPr>
         <w:t xml:space="preserve">, </w:t>
       </w:r>
       <w:r>
         <w:rPr>
           <w:b/>
+          <w:i w:val="0"/>
         </w:rPr>
         <w:t>Carry = A · B</w:t>
       </w:r>
       <w:r>
+        <w:rPr>
+          <w:b w:val="0"/>
+          <w:i w:val="0"/>
+        </w:rPr>
         <w:t>.</w:t>
       </w:r>
     </w:p>
@@ -430,37 +649,57 @@
       <w:r>
         <w:rPr>
           <w:b/>
+          <w:i w:val="0"/>
         </w:rPr>
         <w:t>Full adder</w:t>
       </w:r>
       <w:r>
+        <w:rPr>
+          <w:b w:val="0"/>
+          <w:i w:val="0"/>
+        </w:rPr>
         <w:t xml:space="preserve"> (A, B, Cin) = two half adders + OR: </w:t>
       </w:r>
       <w:r>
         <w:rPr>
           <w:b/>
+          <w:i w:val="0"/>
         </w:rPr>
         <w:t>Sum = A ⊕ B ⊕ Cin</w:t>
       </w:r>
       <w:r>
+        <w:rPr>
+          <w:b w:val="0"/>
+          <w:i w:val="0"/>
+        </w:rPr>
         <w:t xml:space="preserve">, </w:t>
       </w:r>
       <w:r>
         <w:rPr>
           <w:b/>
+          <w:i w:val="0"/>
         </w:rPr>
         <w:t>Cout = (A·B) + (Cin·(A⊕B))</w:t>
       </w:r>
       <w:r>
+        <w:rPr>
+          <w:b w:val="0"/>
+          <w:i w:val="0"/>
+        </w:rPr>
         <w:t xml:space="preserve">. Chain them → </w:t>
       </w:r>
       <w:r>
         <w:rPr>
           <w:b/>
+          <w:i w:val="0"/>
         </w:rPr>
         <w:t>ripple-carry adder</w:t>
       </w:r>
       <w:r>
+        <w:rPr>
+          <w:b w:val="0"/>
+          <w:i w:val="0"/>
+        </w:rPr>
         <w:t xml:space="preserve"> for multi-bit addition.</w:t>
       </w:r>
     </w:p>
@@ -471,46 +710,71 @@
       <w:r>
         <w:rPr>
           <w:b/>
+          <w:i w:val="0"/>
         </w:rPr>
         <w:t>D-type flip-flop:</w:t>
       </w:r>
       <w:r>
+        <w:rPr>
+          <w:b w:val="0"/>
+          <w:i w:val="0"/>
+        </w:rPr>
         <w:t xml:space="preserve"> edge-triggered </w:t>
       </w:r>
       <w:r>
         <w:rPr>
           <w:b/>
+          <w:i w:val="0"/>
         </w:rPr>
         <w:t>1-bit memory</w:t>
       </w:r>
       <w:r>
+        <w:rPr>
+          <w:b w:val="0"/>
+          <w:i w:val="0"/>
+        </w:rPr>
         <w:t xml:space="preserve"> (sequential logic). On the active </w:t>
       </w:r>
       <w:r>
         <w:rPr>
           <w:b/>
+          <w:i w:val="0"/>
         </w:rPr>
         <w:t>clock edge</w:t>
       </w:r>
       <w:r>
+        <w:rPr>
+          <w:b w:val="0"/>
+          <w:i w:val="0"/>
+        </w:rPr>
         <w:t xml:space="preserve"> it stores input </w:t>
       </w:r>
       <w:r>
         <w:rPr>
           <w:b/>
+          <w:i w:val="0"/>
         </w:rPr>
         <w:t>D</w:t>
       </w:r>
       <w:r>
+        <w:rPr>
+          <w:b w:val="0"/>
+          <w:i w:val="0"/>
+        </w:rPr>
         <w:t xml:space="preserve"> and presents it at </w:t>
       </w:r>
       <w:r>
         <w:rPr>
           <w:b/>
+          <w:i w:val="0"/>
         </w:rPr>
         <w:t>Q</w:t>
       </w:r>
       <w:r>
+        <w:rPr>
+          <w:b w:val="0"/>
+          <w:i w:val="0"/>
+        </w:rPr>
         <w:t xml:space="preserve"> until the next edge; synchronises data to the clock. Uses: registers, counters, memory cells.</w:t>
       </w:r>
     </w:p>
@@ -521,28 +785,43 @@
       <w:r>
         <w:rPr>
           <w:b/>
+          <w:i w:val="0"/>
         </w:rPr>
         <w:t>Combinational</w:t>
       </w:r>
       <w:r>
+        <w:rPr>
+          <w:b w:val="0"/>
+          <w:i w:val="0"/>
+        </w:rPr>
         <w:t xml:space="preserve"> logic = output depends only on current inputs; </w:t>
       </w:r>
       <w:r>
         <w:rPr>
           <w:b/>
+          <w:i w:val="0"/>
         </w:rPr>
         <w:t>sequential</w:t>
       </w:r>
       <w:r>
+        <w:rPr>
+          <w:b w:val="0"/>
+          <w:i w:val="0"/>
+        </w:rPr>
         <w:t xml:space="preserve"> logic = output depends on inputs </w:t>
       </w:r>
       <w:r>
         <w:rPr>
           <w:b/>
+          <w:i w:val="0"/>
         </w:rPr>
         <w:t>plus stored state</w:t>
       </w:r>
       <w:r>
+        <w:rPr>
+          <w:b w:val="0"/>
+          <w:i w:val="0"/>
+        </w:rPr>
         <w:t>.</w:t>
       </w:r>
     </w:p>
@@ -551,6 +830,10 @@
         <w:pStyle w:val="Heading2"/>
       </w:pPr>
       <w:r>
+        <w:rPr>
+          <w:b w:val="0"/>
+          <w:i w:val="0"/>
+        </w:rPr>
         <w:t>Key terms</w:t>
       </w:r>
     </w:p>
@@ -579,6 +862,7 @@
             <w:r>
               <w:rPr>
                 <w:b/>
+                <w:i w:val="0"/>
               </w:rPr>
               <w:t>Term</w:t>
             </w:r>
@@ -598,6 +882,7 @@
             <w:r>
               <w:rPr>
                 <w:b/>
+                <w:i w:val="0"/>
               </w:rPr>
               <w:t>Definition</w:t>
             </w:r>
@@ -614,6 +899,7 @@
             <w:r>
               <w:rPr>
                 <w:b/>
+                <w:i w:val="0"/>
               </w:rPr>
               <w:t>XOR</w:t>
             </w:r>
@@ -626,6 +912,10 @@
           <w:p>
             <w:r/>
             <w:r>
+              <w:rPr>
+                <w:b w:val="0"/>
+                <w:i w:val="0"/>
+              </w:rPr>
               <w:t>Gate outputting 1 only when its two inputs differ</w:t>
             </w:r>
           </w:p>
@@ -641,6 +931,7 @@
             <w:r>
               <w:rPr>
                 <w:b/>
+                <w:i w:val="0"/>
               </w:rPr>
               <w:t>Universal gate</w:t>
             </w:r>
@@ -653,6 +944,10 @@
           <w:p>
             <w:r/>
             <w:r>
+              <w:rPr>
+                <w:b w:val="0"/>
+                <w:i w:val="0"/>
+              </w:rPr>
               <w:t>Gate (NAND or NOR) from which any circuit can be built</w:t>
             </w:r>
           </w:p>
@@ -668,6 +963,7 @@
             <w:r>
               <w:rPr>
                 <w:b/>
+                <w:i w:val="0"/>
               </w:rPr>
               <w:t>De Morgan's law</w:t>
             </w:r>
@@ -682,21 +978,33 @@
             <w:r>
               <w:rPr>
                 <w:rFonts w:ascii="Consolas" w:hAnsi="Consolas"/>
+                <w:b w:val="0"/>
+                <w:i w:val="0"/>
                 <w:sz w:val="19"/>
               </w:rPr>
               <w:t>¬(A·B)=¬A+¬B</w:t>
             </w:r>
             <w:r>
+              <w:rPr>
+                <w:b w:val="0"/>
+                <w:i w:val="0"/>
+              </w:rPr>
               <w:t xml:space="preserve">, </w:t>
             </w:r>
             <w:r>
               <w:rPr>
                 <w:rFonts w:ascii="Consolas" w:hAnsi="Consolas"/>
+                <w:b w:val="0"/>
+                <w:i w:val="0"/>
                 <w:sz w:val="19"/>
               </w:rPr>
               <w:t>¬(A+B)=¬A·¬B</w:t>
             </w:r>
             <w:r>
+              <w:rPr>
+                <w:b w:val="0"/>
+                <w:i w:val="0"/>
+              </w:rPr>
               <w:t xml:space="preserve"> — negate each term and swap operator</w:t>
             </w:r>
           </w:p>
@@ -712,6 +1020,7 @@
             <w:r>
               <w:rPr>
                 <w:b/>
+                <w:i w:val="0"/>
               </w:rPr>
               <w:t>Absorption law</w:t>
             </w:r>
@@ -726,16 +1035,24 @@
             <w:r>
               <w:rPr>
                 <w:rFonts w:ascii="Consolas" w:hAnsi="Consolas"/>
+                <w:b w:val="0"/>
+                <w:i w:val="0"/>
                 <w:sz w:val="19"/>
               </w:rPr>
               <w:t>A + A·B = A</w:t>
             </w:r>
             <w:r>
+              <w:rPr>
+                <w:b w:val="0"/>
+                <w:i w:val="0"/>
+              </w:rPr>
               <w:t xml:space="preserve">; </w:t>
             </w:r>
             <w:r>
               <w:rPr>
                 <w:rFonts w:ascii="Consolas" w:hAnsi="Consolas"/>
+                <w:b w:val="0"/>
+                <w:i w:val="0"/>
                 <w:sz w:val="19"/>
               </w:rPr>
               <w:t>A·(A+B) = A</w:t>
@@ -753,6 +1070,7 @@
             <w:r>
               <w:rPr>
                 <w:b/>
+                <w:i w:val="0"/>
               </w:rPr>
               <w:t>Karnaugh map</w:t>
             </w:r>
@@ -765,6 +1083,10 @@
           <w:p>
             <w:r/>
             <w:r>
+              <w:rPr>
+                <w:b w:val="0"/>
+                <w:i w:val="0"/>
+              </w:rPr>
               <w:t>Grid grouping adjacent 1s (powers of 2) to minimise an expression</w:t>
             </w:r>
           </w:p>
@@ -780,6 +1102,7 @@
             <w:r>
               <w:rPr>
                 <w:b/>
+                <w:i w:val="0"/>
               </w:rPr>
               <w:t>Half adder</w:t>
             </w:r>
@@ -792,6 +1115,10 @@
           <w:p>
             <w:r/>
             <w:r>
+              <w:rPr>
+                <w:b w:val="0"/>
+                <w:i w:val="0"/>
+              </w:rPr>
               <w:t>Adds 2 bits → Sum (A⊕B), Carry (A·B); no carry-in</w:t>
             </w:r>
           </w:p>
@@ -807,6 +1134,7 @@
             <w:r>
               <w:rPr>
                 <w:b/>
+                <w:i w:val="0"/>
               </w:rPr>
               <w:t>Full adder</w:t>
             </w:r>
@@ -819,6 +1147,10 @@
           <w:p>
             <w:r/>
             <w:r>
+              <w:rPr>
+                <w:b w:val="0"/>
+                <w:i w:val="0"/>
+              </w:rPr>
               <w:t>Adds 3 bits (A, B, Cin) → Sum + Cout; chainable</w:t>
             </w:r>
           </w:p>
@@ -834,6 +1166,7 @@
             <w:r>
               <w:rPr>
                 <w:b/>
+                <w:i w:val="0"/>
               </w:rPr>
               <w:t>D-type flip-flop</w:t>
             </w:r>
@@ -846,6 +1179,10 @@
           <w:p>
             <w:r/>
             <w:r>
+              <w:rPr>
+                <w:b w:val="0"/>
+                <w:i w:val="0"/>
+              </w:rPr>
               <w:t>Edge-triggered 1-bit memory storing D on a clock edge</w:t>
             </w:r>
           </w:p>
@@ -858,6 +1195,10 @@
         <w:pStyle w:val="Heading2"/>
       </w:pPr>
       <w:r>
+        <w:rPr>
+          <w:b w:val="0"/>
+          <w:i w:val="0"/>
+        </w:rPr>
         <w:t>Worked example / how to</w:t>
       </w:r>
     </w:p>
@@ -865,8 +1206,25 @@
       <w:r>
         <w:rPr>
           <w:b/>
+          <w:i w:val="0"/>
         </w:rPr>
-        <w:t>Simplify `¬(¬A + B)` using De Morgan's law + double negation:</w:t>
+        <w:t xml:space="preserve">Simplify </w:t>
+      </w:r>
+      <w:r>
+        <w:rPr>
+          <w:rFonts w:ascii="Consolas" w:hAnsi="Consolas"/>
+          <w:b/>
+          <w:i w:val="0"/>
+          <w:sz w:val="19"/>
+        </w:rPr>
+        <w:t>¬(¬A + B)</w:t>
+      </w:r>
+      <w:r>
+        <w:rPr>
+          <w:b/>
+          <w:i w:val="0"/>
+        </w:rPr>
+        <w:t xml:space="preserve"> using De Morgan's law + double negation:</w:t>
       </w:r>
     </w:p>
     <w:p>
@@ -874,16 +1232,26 @@
         <w:pStyle w:val="ListBullet"/>
       </w:pPr>
       <w:r>
+        <w:rPr>
+          <w:b w:val="0"/>
+          <w:i w:val="0"/>
+        </w:rPr>
         <w:t xml:space="preserve">Apply De Morgan's to the outer bar (break bar, change + to ·, negate each term): </w:t>
       </w:r>
       <w:r>
         <w:rPr>
           <w:rFonts w:ascii="Consolas" w:hAnsi="Consolas"/>
+          <w:b w:val="0"/>
+          <w:i w:val="0"/>
           <w:sz w:val="19"/>
         </w:rPr>
         <w:t>¬(¬A + B) = ¬(¬A) · ¬B</w:t>
       </w:r>
       <w:r>
+        <w:rPr>
+          <w:b w:val="0"/>
+          <w:i w:val="0"/>
+        </w:rPr>
         <w:t>.</w:t>
       </w:r>
     </w:p>
@@ -892,26 +1260,42 @@
         <w:pStyle w:val="ListBullet"/>
       </w:pPr>
       <w:r>
+        <w:rPr>
+          <w:b w:val="0"/>
+          <w:i w:val="0"/>
+        </w:rPr>
         <w:t xml:space="preserve">Apply double negation </w:t>
       </w:r>
       <w:r>
         <w:rPr>
           <w:rFonts w:ascii="Consolas" w:hAnsi="Consolas"/>
+          <w:b w:val="0"/>
+          <w:i w:val="0"/>
           <w:sz w:val="19"/>
         </w:rPr>
         <w:t>¬(¬A) = A</w:t>
       </w:r>
       <w:r>
+        <w:rPr>
+          <w:b w:val="0"/>
+          <w:i w:val="0"/>
+        </w:rPr>
         <w:t xml:space="preserve">: → </w:t>
       </w:r>
       <w:r>
         <w:rPr>
           <w:rFonts w:ascii="Consolas" w:hAnsi="Consolas"/>
+          <w:b w:val="0"/>
+          <w:i w:val="0"/>
           <w:sz w:val="19"/>
         </w:rPr>
         <w:t>A · ¬B</w:t>
       </w:r>
       <w:r>
+        <w:rPr>
+          <w:b w:val="0"/>
+          <w:i w:val="0"/>
+        </w:rPr>
         <w:t>.</w:t>
       </w:r>
     </w:p>
@@ -922,8 +1306,25 @@
       <w:r>
         <w:rPr>
           <w:b/>
+          <w:i w:val="0"/>
         </w:rPr>
-        <w:t>Result: `A · ¬B`.</w:t>
+        <w:t xml:space="preserve">Result: </w:t>
+      </w:r>
+      <w:r>
+        <w:rPr>
+          <w:rFonts w:ascii="Consolas" w:hAnsi="Consolas"/>
+          <w:b/>
+          <w:i w:val="0"/>
+          <w:sz w:val="19"/>
+        </w:rPr>
+        <w:t>A · ¬B</w:t>
+      </w:r>
+      <w:r>
+        <w:rPr>
+          <w:b/>
+          <w:i w:val="0"/>
+        </w:rPr>
+        <w:t>.</w:t>
       </w:r>
     </w:p>
     <w:p>
@@ -931,6 +1332,10 @@
         <w:pStyle w:val="Heading2"/>
       </w:pPr>
       <w:r>
+        <w:rPr>
+          <w:b w:val="0"/>
+          <w:i w:val="0"/>
+        </w:rPr>
         <w:t>Exam tips</w:t>
       </w:r>
     </w:p>
@@ -939,24 +1344,38 @@
         <w:pStyle w:val="ListBullet"/>
       </w:pPr>
       <w:r>
+        <w:rPr>
+          <w:b w:val="0"/>
+          <w:i w:val="0"/>
+        </w:rPr>
         <w:t xml:space="preserve">De Morgan's: negate </w:t>
       </w:r>
       <w:r>
         <w:rPr>
           <w:b/>
+          <w:i w:val="0"/>
         </w:rPr>
         <w:t>each</w:t>
       </w:r>
       <w:r>
+        <w:rPr>
+          <w:b w:val="0"/>
+          <w:i w:val="0"/>
+        </w:rPr>
         <w:t xml:space="preserve"> variable </w:t>
       </w:r>
       <w:r>
         <w:rPr>
           <w:b/>
+          <w:i w:val="0"/>
         </w:rPr>
         <w:t>and</w:t>
       </w:r>
       <w:r>
+        <w:rPr>
+          <w:b w:val="0"/>
+          <w:i w:val="0"/>
+        </w:rPr>
         <w:t xml:space="preserve"> change the operator — not just one side; finish by tidying double negations.</w:t>
       </w:r>
     </w:p>
@@ -965,42 +1384,66 @@
         <w:pStyle w:val="ListBullet"/>
       </w:pPr>
       <w:r>
+        <w:rPr>
+          <w:b w:val="0"/>
+          <w:i w:val="0"/>
+        </w:rPr>
         <w:t xml:space="preserve">State </w:t>
       </w:r>
       <w:r>
         <w:rPr>
           <w:b/>
+          <w:i w:val="0"/>
         </w:rPr>
         <w:t>Sum = A⊕B</w:t>
       </w:r>
       <w:r>
+        <w:rPr>
+          <w:b w:val="0"/>
+          <w:i w:val="0"/>
+        </w:rPr>
         <w:t xml:space="preserve"> and </w:t>
       </w:r>
       <w:r>
         <w:rPr>
           <w:b/>
+          <w:i w:val="0"/>
         </w:rPr>
         <w:t>Carry = A·B</w:t>
       </w:r>
       <w:r>
+        <w:rPr>
+          <w:b w:val="0"/>
+          <w:i w:val="0"/>
+        </w:rPr>
         <w:t xml:space="preserve"> exactly; the half adder has </w:t>
       </w:r>
       <w:r>
         <w:rPr>
           <w:b/>
+          <w:i w:val="0"/>
         </w:rPr>
         <w:t>no carry-in</w:t>
       </w:r>
       <w:r>
+        <w:rPr>
+          <w:b w:val="0"/>
+          <w:i w:val="0"/>
+        </w:rPr>
         <w:t xml:space="preserve">, the full adder adds </w:t>
       </w:r>
       <w:r>
         <w:rPr>
           <w:b/>
+          <w:i w:val="0"/>
         </w:rPr>
         <w:t>three</w:t>
       </w:r>
       <w:r>
+        <w:rPr>
+          <w:b w:val="0"/>
+          <w:i w:val="0"/>
+        </w:rPr>
         <w:t xml:space="preserve"> bits.</w:t>
       </w:r>
     </w:p>
@@ -1009,15 +1452,24 @@
         <w:pStyle w:val="ListBullet"/>
       </w:pPr>
       <w:r>
+        <w:rPr>
+          <w:b w:val="0"/>
+          <w:i w:val="0"/>
+        </w:rPr>
         <w:t xml:space="preserve">For simplification, </w:t>
       </w:r>
       <w:r>
         <w:rPr>
           <w:b/>
+          <w:i w:val="0"/>
         </w:rPr>
         <w:t>name the law</w:t>
       </w:r>
       <w:r>
+        <w:rPr>
+          <w:b w:val="0"/>
+          <w:i w:val="0"/>
+        </w:rPr>
         <w:t xml:space="preserve"> used at each step (e.g. absorption, distributive) — it earns marks.</w:t>
       </w:r>
     </w:p>
@@ -1026,24 +1478,38 @@
         <w:pStyle w:val="ListBullet"/>
       </w:pPr>
       <w:r>
+        <w:rPr>
+          <w:b w:val="0"/>
+          <w:i w:val="0"/>
+        </w:rPr>
         <w:t xml:space="preserve">K-map groups must be </w:t>
       </w:r>
       <w:r>
         <w:rPr>
           <w:b/>
+          <w:i w:val="0"/>
         </w:rPr>
         <w:t>powers of two</w:t>
       </w:r>
       <w:r>
+        <w:rPr>
+          <w:b w:val="0"/>
+          <w:i w:val="0"/>
+        </w:rPr>
         <w:t xml:space="preserve"> and </w:t>
       </w:r>
       <w:r>
         <w:rPr>
           <w:b/>
+          <w:i w:val="0"/>
         </w:rPr>
         <w:t>as large as possible</w:t>
       </w:r>
       <w:r>
+        <w:rPr>
+          <w:b w:val="0"/>
+          <w:i w:val="0"/>
+        </w:rPr>
         <w:t>; they may wrap around and overlap.</w:t>
       </w:r>
     </w:p>
